--- a/BaoCao_QuanLyThuVien_v3.2_en.docx
+++ b/BaoCao_QuanLyThuVien_v3.2_en.docx
@@ -23846,7 +23846,25 @@
                 <w:szCs w:val="28"/>
                 <w:lang w:val="vi-VN"/>
               </w:rPr>
-              <w:t xml:space="preserve"> Hà Hải vân</w:t>
+              <w:t xml:space="preserve"> Hà Hải </w:t>
+            </w:r>
+            <w:r>
+              <w:rPr>
+                <w:rFonts w:ascii="Times New Roman" w:hAnsi="Times New Roman" w:cs="Times New Roman"/>
+                <w:sz w:val="28"/>
+                <w:szCs w:val="28"/>
+                <w:lang w:val="vi-VN"/>
+              </w:rPr>
+              <w:t>V</w:t>
+            </w:r>
+            <w:r>
+              <w:rPr>
+                <w:rFonts w:ascii="Times New Roman" w:hAnsi="Times New Roman" w:cs="Times New Roman"/>
+                <w:sz w:val="28"/>
+                <w:szCs w:val="28"/>
+                <w:lang w:val="vi-VN"/>
+              </w:rPr>
+              <w:t>ân</w:t>
             </w:r>
           </w:p>
         </w:tc>
@@ -33017,6 +33035,7 @@
   <w:style w:type="character" w:default="1" w:styleId="DefaultParagraphFont">
     <w:name w:val="Default Paragraph Font"/>
     <w:uiPriority w:val="1"/>
+    <w:semiHidden/>
     <w:unhideWhenUsed/>
   </w:style>
   <w:style w:type="table" w:default="1" w:styleId="TableNormal">
